--- a/assets/downloads/simulation-10/suggested-answers-for-select-activities.docx
+++ b/assets/downloads/simulation-10/suggested-answers-for-select-activities.docx
@@ -344,6 +344,7 @@
                 <w:color w:val="000000"/>
                 <w:sz w:val="24"/>
               </w:rPr>
+              <w:lastRenderedPageBreak/>
               <w:t>A</w:t>
             </w:r>
           </w:p>
@@ -647,16 +648,7 @@
                 <w:color w:val="000000"/>
                 <w:sz w:val="24"/>
               </w:rPr>
-              <w:t xml:space="preserve">Previous illnesses, injuries, surgeries—helps identify patterns or </w:t>
-            </w:r>
-            <w:r>
-              <w:rPr>
-                <w:rFonts w:ascii="Aptos" w:hAnsi="Aptos" w:eastAsia="Aptos" w:cs="Aptos"/>
-                <w:color w:val="000000"/>
-                <w:sz w:val="24"/>
-              </w:rPr>
-              <w:lastRenderedPageBreak/>
-              <w:t>risk factors.</w:t>
+              <w:t>Previous illnesses, injuries, surgeries—helps identify patterns or risk factors.</w:t>
             </w:r>
           </w:p>
         </w:tc>
@@ -687,7 +679,6 @@
                 <w:color w:val="000000"/>
                 <w:sz w:val="24"/>
               </w:rPr>
-              <w:lastRenderedPageBreak/>
               <w:t>L</w:t>
             </w:r>
           </w:p>
@@ -2160,7 +2151,7 @@
         <w:i/>
         <w:sz w:val="18"/>
       </w:rPr>
-      <w:t>Clinical Simulations for the Athletic Trainer HKPropel Access</w:t>
+      <w:t>Clinical Simulations for the Athletic Trainer Instructor Guide</w:t>
     </w:r>
     <w:r>
       <w:rPr>
@@ -5753,6 +5744,7 @@
   <w:style w:type="character" w:default="1" w:styleId="DefaultParagraphFont">
     <w:name w:val="Default Paragraph Font"/>
     <w:uiPriority w:val="1"/>
+    <w:semiHidden/>
     <w:unhideWhenUsed/>
   </w:style>
   <w:style w:type="table" w:default="1" w:styleId="TableNormal">
